--- a/templates/cong_ty_hop_dong_dich_vu.docx
+++ b/templates/cong_ty_hop_dong_dich_vu.docx
@@ -33,20 +33,29 @@
               <w:jc w:val="center"/>
               <w:rPr>
                 <w:b/>
+                <w:lang w:val="en-US"/>
               </w:rPr>
             </w:pPr>
             <w:r>
               <w:rPr>
                 <w:b/>
-              </w:rPr>
-              <w:t xml:space="preserve">HỢP TÁC XÃ LÂM </w:t>
+                <w:lang w:val="en-US"/>
+              </w:rPr>
+              <w:t>{{</w:t>
             </w:r>
             <w:r>
               <w:rPr>
                 <w:b/>
-                <w:spacing w:val="-4"/>
-              </w:rPr>
-              <w:t>MINH</w:t>
+                <w:lang w:val="en-US"/>
+              </w:rPr>
+              <w:t>tenDonViHTX</w:t>
+            </w:r>
+            <w:r>
+              <w:rPr>
+                <w:b/>
+                <w:lang w:val="en-US"/>
+              </w:rPr>
+              <w:t>}}</w:t>
             </w:r>
           </w:p>
           <w:p>
@@ -383,7 +392,7 @@
           <w:bCs/>
           <w:lang w:val="en-US"/>
         </w:rPr>
-        <w:t>HỢP TÁC XÃ LÂM MINH</w:t>
+        <w:t>{{tenDonViHTX}}</w:t>
       </w:r>
       <w:r>
         <w:rPr>
@@ -405,7 +414,104 @@
           <w:bCs/>
           <w:lang w:val="en-US"/>
         </w:rPr>
-        <w:t>Bên A : HỢP TÁC XÃ LÂM MINH</w:t>
+        <w:t xml:space="preserve">Bên A : </w:t>
+      </w:r>
+      <w:r>
+        <w:rPr>
+          <w:b/>
+          <w:bCs/>
+          <w:lang w:val="en-US"/>
+        </w:rPr>
+        <w:t>{{tenDonViHTX}}</w:t>
+      </w:r>
+    </w:p>
+    <w:p>
+      <w:pPr>
+        <w:spacing w:line="276" w:lineRule="auto"/>
+        <w:rPr>
+          <w:lang w:val="en-US"/>
+        </w:rPr>
+      </w:pPr>
+      <w:r>
+        <w:rPr>
+          <w:lang w:val="en-US"/>
+        </w:rPr>
+        <w:t xml:space="preserve">Đại diện: </w:t>
+      </w:r>
+      <w:r>
+        <w:rPr>
+          <w:lang w:val="en-US"/>
+        </w:rPr>
+        <w:t>{{</w:t>
+      </w:r>
+      <w:r>
+        <w:rPr>
+          <w:lang w:val="en-US"/>
+        </w:rPr>
+        <w:t>nguoiDaiDienDonViHTX</w:t>
+      </w:r>
+      <w:r>
+        <w:rPr>
+          <w:lang w:val="en-US"/>
+        </w:rPr>
+        <w:t xml:space="preserve">}} </w:t>
+      </w:r>
+      <w:r>
+        <w:rPr>
+          <w:lang w:val="en-US"/>
+        </w:rPr>
+        <w:tab/>
+        <w:t xml:space="preserve">Chức vụ: </w:t>
+      </w:r>
+      <w:r>
+        <w:rPr>
+          <w:lang w:val="en-US"/>
+        </w:rPr>
+        <w:t>{{</w:t>
+      </w:r>
+      <w:r>
+        <w:rPr>
+          <w:lang w:val="en-US"/>
+        </w:rPr>
+        <w:t>chucVuNguoiDaiDienDonViHTX</w:t>
+      </w:r>
+      <w:r>
+        <w:rPr>
+          <w:lang w:val="en-US"/>
+        </w:rPr>
+        <w:t>}}</w:t>
+      </w:r>
+    </w:p>
+    <w:p>
+      <w:pPr>
+        <w:spacing w:line="276" w:lineRule="auto"/>
+        <w:rPr>
+          <w:lang w:val="en-US"/>
+        </w:rPr>
+      </w:pPr>
+      <w:r>
+        <w:rPr>
+          <w:lang w:val="en-US"/>
+        </w:rPr>
+        <w:t xml:space="preserve">Địa chỉ: </w:t>
+      </w:r>
+      <w:r>
+        <w:rPr>
+          <w:lang w:val="en-US"/>
+        </w:rPr>
+        <w:t>{{</w:t>
+      </w:r>
+      <w:r>
+        <w:rPr>
+          <w:lang w:val="en-US"/>
+        </w:rPr>
+        <w:t>diaChiDonViHTX</w:t>
+      </w:r>
+      <w:r>
+        <w:rPr>
+          <w:lang w:val="en-US"/>
+        </w:rPr>
+        <w:t>}}</w:t>
       </w:r>
       <w:r>
         <w:rPr>
@@ -425,56 +531,187 @@
         <w:rPr>
           <w:lang w:val="en-US"/>
         </w:rPr>
-        <w:t>Đại diện: Bà Nguyễn Thúy Diễm</w:t>
+        <w:t xml:space="preserve">Điện thoại: </w:t>
+      </w:r>
+      <w:r>
+        <w:rPr>
+          <w:lang w:val="en-US"/>
+        </w:rPr>
+        <w:t>{{</w:t>
+      </w:r>
+      <w:r>
+        <w:rPr>
+          <w:lang w:val="en-US"/>
+        </w:rPr>
+        <w:t>sdtDonViHTX</w:t>
+      </w:r>
+      <w:r>
+        <w:rPr>
+          <w:lang w:val="en-US"/>
+        </w:rPr>
+        <w:t>}}</w:t>
+      </w:r>
+    </w:p>
+    <w:p>
+      <w:pPr>
+        <w:spacing w:line="276" w:lineRule="auto"/>
+        <w:rPr>
+          <w:lang w:val="en-US"/>
+        </w:rPr>
+      </w:pPr>
+      <w:r>
+        <w:rPr>
+          <w:lang w:val="en-US"/>
+        </w:rPr>
+        <w:t xml:space="preserve">Giấy CNĐKKD Số : </w:t>
+      </w:r>
+      <w:r>
+        <w:rPr>
+          <w:lang w:val="en-US"/>
+        </w:rPr>
+        <w:t>{{</w:t>
+      </w:r>
+      <w:r>
+        <w:rPr>
+          <w:lang w:val="en-US"/>
+        </w:rPr>
+        <w:t>soGiayPhepKDVTDonViHTX</w:t>
+      </w:r>
+      <w:r>
+        <w:rPr>
+          <w:lang w:val="en-US"/>
+        </w:rPr>
+        <w:t>}}</w:t>
+      </w:r>
+      <w:r>
+        <w:rPr>
+          <w:lang w:val="en-US"/>
+        </w:rPr>
+        <w:t xml:space="preserve"> cấp lần thứ </w:t>
+      </w:r>
+      <w:r>
+        <w:rPr>
+          <w:lang w:val="en-US"/>
+        </w:rPr>
+        <w:t>{{</w:t>
+      </w:r>
+      <w:r>
+        <w:rPr>
+          <w:lang w:val="en-US"/>
+        </w:rPr>
+        <w:t>lanCapGiayPhepKDVTDonViHTX</w:t>
+      </w:r>
+      <w:r>
+        <w:rPr>
+          <w:lang w:val="en-US"/>
+        </w:rPr>
+        <w:t>}}</w:t>
+      </w:r>
+      <w:r>
+        <w:rPr>
+          <w:lang w:val="en-US"/>
+        </w:rPr>
+        <w:t xml:space="preserve">, ngày </w:t>
+      </w:r>
+      <w:r>
+        <w:rPr>
+          <w:lang w:val="en-US"/>
+        </w:rPr>
+        <w:t>{{</w:t>
+      </w:r>
+      <w:r>
+        <w:rPr>
+          <w:lang w:val="en-US"/>
+        </w:rPr>
+        <w:t>ngayCapGiayPhepKDVTDonViHTX</w:t>
+      </w:r>
+      <w:r>
+        <w:rPr>
+          <w:lang w:val="en-US"/>
+        </w:rPr>
+        <w:t>}}</w:t>
+      </w:r>
+      <w:r>
+        <w:rPr>
+          <w:lang w:val="en-US"/>
+        </w:rPr>
+        <w:t xml:space="preserve"> </w:t>
+      </w:r>
+    </w:p>
+    <w:p>
+      <w:pPr>
+        <w:spacing w:line="276" w:lineRule="auto"/>
+        <w:rPr>
+          <w:lang w:val="en-US"/>
+        </w:rPr>
+      </w:pPr>
+      <w:r>
+        <w:rPr>
+          <w:lang w:val="en-US"/>
+        </w:rPr>
+        <w:t>Ngày cấp: 26/04/2025</w:t>
+      </w:r>
+    </w:p>
+    <w:p>
+      <w:pPr>
+        <w:spacing w:line="276" w:lineRule="auto"/>
+        <w:rPr>
+          <w:lang w:val="en-US"/>
+        </w:rPr>
+      </w:pPr>
+      <w:r>
+        <w:rPr>
+          <w:lang w:val="en-US"/>
+        </w:rPr>
+        <w:t xml:space="preserve">Nơi cấp: </w:t>
+      </w:r>
+      <w:r>
+        <w:rPr>
+          <w:lang w:val="en-US"/>
+        </w:rPr>
+        <w:t>{{</w:t>
+      </w:r>
+      <w:r>
+        <w:rPr>
+          <w:lang w:val="en-US"/>
+        </w:rPr>
+        <w:t>noiCapGiayPhepKDVTDonViHTX</w:t>
+      </w:r>
+      <w:r>
+        <w:rPr>
+          <w:lang w:val="en-US"/>
+        </w:rPr>
+        <w:t>}}</w:t>
       </w:r>
       <w:r>
         <w:rPr>
           <w:lang w:val="en-US"/>
         </w:rPr>
         <w:tab/>
-        <w:t>Chức vụ: GIÁM ĐỐC</w:t>
-      </w:r>
-    </w:p>
-    <w:p>
-      <w:pPr>
-        <w:spacing w:line="276" w:lineRule="auto"/>
-        <w:rPr>
-          <w:lang w:val="en-US"/>
-        </w:rPr>
-      </w:pPr>
-      <w:r>
-        <w:rPr>
-          <w:lang w:val="en-US"/>
-        </w:rPr>
-        <w:t>Địa chỉ: Số 7A/114, Thành Thái, Phường Diên Hồng, Thành phố Hồ Chí Minh, Việt Nam Điện thoại: 0886023434</w:t>
-      </w:r>
-    </w:p>
-    <w:p>
-      <w:pPr>
-        <w:spacing w:line="276" w:lineRule="auto"/>
-        <w:rPr>
-          <w:lang w:val="en-US"/>
-        </w:rPr>
-      </w:pPr>
-      <w:r>
-        <w:rPr>
-          <w:lang w:val="en-US"/>
-        </w:rPr>
-        <w:t>Giấy CNĐKKD Số : 79257972 cấp lần thứ 1, ngày 16/10/2025 Ngày cấp: 26/04/2025</w:t>
-      </w:r>
-    </w:p>
-    <w:p>
-      <w:pPr>
-        <w:spacing w:line="276" w:lineRule="auto"/>
-        <w:rPr>
-          <w:lang w:val="en-US"/>
-        </w:rPr>
-      </w:pPr>
-      <w:r>
-        <w:rPr>
-          <w:lang w:val="en-US"/>
-        </w:rPr>
-        <w:t>Nơi cấp: Sở Xây Dựng TP.Hồ Chí Minh MST: 0319199414</w:t>
+      </w:r>
+      <w:r>
+        <w:rPr>
+          <w:lang w:val="en-US"/>
+        </w:rPr>
+        <w:t xml:space="preserve"> MST: </w:t>
+      </w:r>
+      <w:r>
+        <w:rPr>
+          <w:lang w:val="en-US"/>
+        </w:rPr>
+        <w:t>{{</w:t>
+      </w:r>
+      <w:r>
+        <w:rPr>
+          <w:lang w:val="en-US"/>
+        </w:rPr>
+        <w:t>soGiayPhepKDDonViHTX</w:t>
+      </w:r>
+      <w:r>
+        <w:rPr>
+          <w:lang w:val="en-US"/>
+        </w:rPr>
+        <w:t>}}</w:t>
       </w:r>
     </w:p>
     <w:p>
@@ -1402,7 +1639,14 @@
         <w:rPr>
           <w:lang w:val="en-US"/>
         </w:rPr>
-        <w:t>Được thay đổi điều kiện, dịch vụ vì lợi ích của thành viên mà không nhất thiết phải chờ ý kiến của thành viên (nếu việc chờ ý kiến sẽ gây thiệt hại cho thành viên) nhưng phải thông báo ngay cho thành viên.</w:t>
+        <w:t xml:space="preserve">Được thay đổi điều kiện, dịch vụ vì lợi ích của thành viên mà không nhất thiết phải chờ ý kiến của thành viên (nếu việc chờ ý kiến sẽ gây thiệt hại cho thành viên) nhưng phải thông báo ngay cho thành </w:t>
+      </w:r>
+      <w:r>
+        <w:rPr>
+          <w:lang w:val="en-US"/>
+        </w:rPr>
+        <w:lastRenderedPageBreak/>
+        <w:t>viên.</w:t>
       </w:r>
     </w:p>
     <w:p>
@@ -1428,14 +1672,7 @@
         <w:rPr>
           <w:lang w:val="en-US"/>
         </w:rPr>
-        <w:t xml:space="preserve">Tạm ngưng cung cấp sản phẩm, dịch vụ vận tải khi thành viên vi phạm thỏa thuận hợp đồng dịch vụ, </w:t>
-      </w:r>
-      <w:r>
-        <w:rPr>
-          <w:lang w:val="en-US"/>
-        </w:rPr>
-        <w:lastRenderedPageBreak/>
-        <w:t>vi phạm nội quy của HTX và các điều khoản quy định của ngành vận tải (phải có thông báo trước ít nhất 15 ngày)</w:t>
+        <w:t>Tạm ngưng cung cấp sản phẩm, dịch vụ vận tải khi thành viên vi phạm thỏa thuận hợp đồng dịch vụ, vi phạm nội quy của HTX và các điều khoản quy định của ngành vận tải (phải có thông báo trước ít nhất 15 ngày)</w:t>
       </w:r>
     </w:p>
     <w:p>
@@ -2036,6 +2273,7 @@
         <w:rPr>
           <w:lang w:val="en-US"/>
         </w:rPr>
+        <w:lastRenderedPageBreak/>
         <w:t>-</w:t>
       </w:r>
       <w:r>
@@ -2092,7 +2330,6 @@
           <w:bCs/>
           <w:lang w:val="en-US"/>
         </w:rPr>
-        <w:lastRenderedPageBreak/>
         <w:t>Điều 3: Thời hạn và thanh lý hợp đồng</w:t>
       </w:r>
     </w:p>
@@ -2495,14 +2732,7 @@
               <w:rPr>
                 <w:b/>
               </w:rPr>
-              <w:t xml:space="preserve">NGUYỄN THÚY </w:t>
-            </w:r>
-            <w:r>
-              <w:rPr>
-                <w:b/>
-                <w:spacing w:val="-4"/>
-              </w:rPr>
-              <w:t>DIỄM</w:t>
+              <w:t>{{nguoiDaiDienDonViHTX}}</w:t>
             </w:r>
           </w:p>
         </w:tc>

--- a/templates/cong_ty_hop_dong_dich_vu.docx
+++ b/templates/cong_ty_hop_dong_dich_vu.docx
@@ -1023,7 +1023,19 @@
         <w:rPr>
           <w:lang w:val="en-US"/>
         </w:rPr>
-        <w:t>Là thành viên của HTX LÂM MINH và là chủ sở hữu phương tiện sau:</w:t>
+        <w:t xml:space="preserve">Là thành viên của </w:t>
+      </w:r>
+      <w:r>
+        <w:rPr>
+          <w:lang w:val="en-US"/>
+        </w:rPr>
+        <w:t>{{tenRutGonDonViHTX}}</w:t>
+      </w:r>
+      <w:r>
+        <w:rPr>
+          <w:lang w:val="en-US"/>
+        </w:rPr>
+        <w:t xml:space="preserve"> và là chủ sở hữu phương tiện sau:</w:t>
       </w:r>
     </w:p>
     <w:tbl>
@@ -2370,7 +2382,109 @@
         <w:rPr>
           <w:lang w:val="en-US"/>
         </w:rPr>
-        <w:t>Hợp đồng này có hiệu lực từ ngày 25 tháng 12 năm 2025 đến ngày 25 tháng 12 năm 2032</w:t>
+        <w:t xml:space="preserve">Hợp đồng này có hiệu lực từ ngày </w:t>
+      </w:r>
+      <w:r>
+        <w:rPr>
+          <w:lang w:val="en-US"/>
+        </w:rPr>
+        <w:t>{{</w:t>
+      </w:r>
+      <w:r>
+        <w:rPr>
+          <w:lang w:val="en-US"/>
+        </w:rPr>
+        <w:t>ngayKyHopDong</w:t>
+      </w:r>
+      <w:r>
+        <w:rPr>
+          <w:lang w:val="en-US"/>
+        </w:rPr>
+        <w:t>_dd}}</w:t>
+      </w:r>
+      <w:r>
+        <w:rPr>
+          <w:lang w:val="en-US"/>
+        </w:rPr>
+        <w:t xml:space="preserve"> tháng </w:t>
+      </w:r>
+      <w:r>
+        <w:rPr>
+          <w:lang w:val="en-US"/>
+        </w:rPr>
+        <w:t>{{</w:t>
+      </w:r>
+      <w:r>
+        <w:rPr>
+          <w:lang w:val="en-US"/>
+        </w:rPr>
+        <w:t>ngayKyHopDong</w:t>
+      </w:r>
+      <w:r>
+        <w:rPr>
+          <w:lang w:val="en-US"/>
+        </w:rPr>
+        <w:t>_</w:t>
+      </w:r>
+      <w:r>
+        <w:rPr>
+          <w:lang w:val="en-US"/>
+        </w:rPr>
+        <w:t>MM</w:t>
+      </w:r>
+      <w:r>
+        <w:rPr>
+          <w:lang w:val="en-US"/>
+        </w:rPr>
+        <w:t>}}</w:t>
+      </w:r>
+      <w:r>
+        <w:rPr>
+          <w:lang w:val="en-US"/>
+        </w:rPr>
+        <w:t xml:space="preserve"> năm </w:t>
+      </w:r>
+      <w:r>
+        <w:rPr>
+          <w:lang w:val="en-US"/>
+        </w:rPr>
+        <w:t>{{</w:t>
+      </w:r>
+      <w:r>
+        <w:rPr>
+          <w:lang w:val="en-US"/>
+        </w:rPr>
+        <w:t>ngayKyHopDong</w:t>
+      </w:r>
+      <w:r>
+        <w:rPr>
+          <w:lang w:val="en-US"/>
+        </w:rPr>
+        <w:t>_</w:t>
+      </w:r>
+      <w:r>
+        <w:rPr>
+          <w:lang w:val="en-US"/>
+        </w:rPr>
+        <w:t>yyyy</w:t>
+      </w:r>
+      <w:r>
+        <w:rPr>
+          <w:lang w:val="en-US"/>
+        </w:rPr>
+        <w:t>}}</w:t>
+      </w:r>
+      <w:r>
+        <w:rPr>
+          <w:lang w:val="en-US"/>
+        </w:rPr>
+        <w:t xml:space="preserve"> đến ngày </w:t>
+      </w:r>
+      <w:r>
+        <w:rPr>
+          <w:lang w:val="en-US"/>
+        </w:rPr>
+        <w:t>{{ngayHetHanHopDong_dd}} tháng {{ngayHetHanHopDong_MM}} năm {{ngayHetHanHopDong_yyyy}}</w:t>
       </w:r>
     </w:p>
     <w:p>

--- a/templates/cong_ty_hop_dong_dich_vu.docx
+++ b/templates/cong_ty_hop_dong_dich_vu.docx
@@ -2356,7 +2356,31 @@
         <w:rPr>
           <w:lang w:val="en-US"/>
         </w:rPr>
-        <w:t>* Thời hạn hợp đồng: 7 năm</w:t>
+        <w:t xml:space="preserve">* Thời hạn hợp đồng: </w:t>
+      </w:r>
+      <w:r>
+        <w:rPr>
+          <w:lang w:val="en-US"/>
+        </w:rPr>
+        <w:t>{{</w:t>
+      </w:r>
+      <w:r>
+        <w:rPr>
+          <w:lang w:val="en-US"/>
+        </w:rPr>
+        <w:t>soNamHopDong</w:t>
+      </w:r>
+      <w:r>
+        <w:rPr>
+          <w:lang w:val="en-US"/>
+        </w:rPr>
+        <w:t>}}</w:t>
+      </w:r>
+      <w:r>
+        <w:rPr>
+          <w:lang w:val="en-US"/>
+        </w:rPr>
+        <w:t xml:space="preserve"> năm</w:t>
       </w:r>
     </w:p>
     <w:p>
@@ -2424,19 +2448,7 @@
         <w:rPr>
           <w:lang w:val="en-US"/>
         </w:rPr>
-        <w:t>_</w:t>
-      </w:r>
-      <w:r>
-        <w:rPr>
-          <w:lang w:val="en-US"/>
-        </w:rPr>
-        <w:t>MM</w:t>
-      </w:r>
-      <w:r>
-        <w:rPr>
-          <w:lang w:val="en-US"/>
-        </w:rPr>
-        <w:t>}}</w:t>
+        <w:t>_MM}}</w:t>
       </w:r>
       <w:r>
         <w:rPr>
@@ -2460,19 +2472,7 @@
         <w:rPr>
           <w:lang w:val="en-US"/>
         </w:rPr>
-        <w:t>_</w:t>
-      </w:r>
-      <w:r>
-        <w:rPr>
-          <w:lang w:val="en-US"/>
-        </w:rPr>
-        <w:t>yyyy</w:t>
-      </w:r>
-      <w:r>
-        <w:rPr>
-          <w:lang w:val="en-US"/>
-        </w:rPr>
-        <w:t>}}</w:t>
+        <w:t>_yyyy}}</w:t>
       </w:r>
       <w:r>
         <w:rPr>

--- a/templates/cong_ty_hop_dong_dich_vu.docx
+++ b/templates/cong_ty_hop_dong_dich_vu.docx
@@ -1,6 +1,6 @@
 
 <file path=word/document.xml><?xml version="1.0" encoding="utf-8"?>
-<w:document xmlns:wpc="http://schemas.microsoft.com/office/word/2010/wordprocessingCanvas" xmlns:cx="http://schemas.microsoft.com/office/drawing/2014/chartex" xmlns:cx1="http://schemas.microsoft.com/office/drawing/2015/9/8/chartex" xmlns:cx2="http://schemas.microsoft.com/office/drawing/2015/10/21/chartex" xmlns:cx3="http://schemas.microsoft.com/office/drawing/2016/5/9/chartex" xmlns:cx4="http://schemas.microsoft.com/office/drawing/2016/5/10/chartex" xmlns:cx5="http://schemas.microsoft.com/office/drawing/2016/5/11/chartex" xmlns:cx6="http://schemas.microsoft.com/office/drawing/2016/5/12/chartex" xmlns:cx7="http://schemas.microsoft.com/office/drawing/2016/5/13/chartex" xmlns:cx8="http://schemas.microsoft.com/office/drawing/2016/5/14/chartex" xmlns:mc="http://schemas.openxmlformats.org/markup-compatibility/2006" xmlns:aink="http://schemas.microsoft.com/office/drawing/2016/ink" xmlns:am3d="http://schemas.microsoft.com/office/drawing/2017/model3d" xmlns:o="urn:schemas-microsoft-com:office:office" xmlns:oel="http://schemas.microsoft.com/office/2019/extlst" xmlns:r="http://schemas.openxmlformats.org/officeDocument/2006/relationships" xmlns:m="http://schemas.openxmlformats.org/officeDocument/2006/math" xmlns:v="urn:schemas-microsoft-com:vml" xmlns:wp14="http://schemas.microsoft.com/office/word/2010/wordprocessingDrawing" xmlns:wp="http://schemas.openxmlformats.org/drawingml/2006/wordprocessingDrawing" xmlns:w10="urn:schemas-microsoft-com:office:word" xmlns:w="http://schemas.openxmlformats.org/wordprocessingml/2006/main" xmlns:w14="http://schemas.microsoft.com/office/word/2010/wordml" xmlns:w15="http://schemas.microsoft.com/office/word/2012/wordml" xmlns:w16cex="http://schemas.microsoft.com/office/word/2018/wordml/cex" xmlns:w16cid="http://schemas.microsoft.com/office/word/2016/wordml/cid" xmlns:w16="http://schemas.microsoft.com/office/word/2018/wordml" xmlns:w16du="http://schemas.microsoft.com/office/word/2023/wordml/word16du" xmlns:w16sdtdh="http://schemas.microsoft.com/office/word/2020/wordml/sdtdatahash" xmlns:w16sdtfl="http://schemas.microsoft.com/office/word/2024/wordml/sdtformatlock" xmlns:w16se="http://schemas.microsoft.com/office/word/2015/wordml/symex" xmlns:wpg="http://schemas.microsoft.com/office/word/2010/wordprocessingGroup" xmlns:wpi="http://schemas.microsoft.com/office/word/2010/wordprocessingInk" xmlns:wne="http://schemas.microsoft.com/office/word/2006/wordml" xmlns:wps="http://schemas.microsoft.com/office/word/2010/wordprocessingShape" mc:Ignorable="w14 w15 w16se w16cid w16 w16cex w16sdtdh w16sdtfl w16du wp14">
+<w:document xmlns:wpc="http://schemas.microsoft.com/office/word/2010/wordprocessingCanvas" xmlns:cx="http://schemas.microsoft.com/office/drawing/2014/chartex" xmlns:cx1="http://schemas.microsoft.com/office/drawing/2015/9/8/chartex" xmlns:cx2="http://schemas.microsoft.com/office/drawing/2015/10/21/chartex" xmlns:cx3="http://schemas.microsoft.com/office/drawing/2016/5/9/chartex" xmlns:cx4="http://schemas.microsoft.com/office/drawing/2016/5/10/chartex" xmlns:cx5="http://schemas.microsoft.com/office/drawing/2016/5/11/chartex" xmlns:cx6="http://schemas.microsoft.com/office/drawing/2016/5/12/chartex" xmlns:cx7="http://schemas.microsoft.com/office/drawing/2016/5/13/chartex" xmlns:cx8="http://schemas.microsoft.com/office/drawing/2016/5/14/chartex" xmlns:mc="http://schemas.openxmlformats.org/markup-compatibility/2006" xmlns:aink="http://schemas.microsoft.com/office/drawing/2016/ink" xmlns:am3d="http://schemas.microsoft.com/office/drawing/2017/model3d" xmlns:o="urn:schemas-microsoft-com:office:office" xmlns:oel="http://schemas.microsoft.com/office/2019/extlst" xmlns:r="http://schemas.openxmlformats.org/officeDocument/2006/relationships" xmlns:m="http://schemas.openxmlformats.org/officeDocument/2006/math" xmlns:v="urn:schemas-microsoft-com:vml" xmlns:wp14="http://schemas.microsoft.com/office/word/2010/wordprocessingDrawing" xmlns:wp="http://schemas.openxmlformats.org/drawingml/2006/wordprocessingDrawing" xmlns:w10="urn:schemas-microsoft-com:office:word" xmlns:w="http://schemas.openxmlformats.org/wordprocessingml/2006/main" xmlns:w14="http://schemas.microsoft.com/office/word/2010/wordml" xmlns:w15="http://schemas.microsoft.com/office/word/2012/wordml" xmlns:w16cex="http://schemas.microsoft.com/office/word/2018/wordml/cex" xmlns:w16cid="http://schemas.microsoft.com/office/word/2016/wordml/cid" xmlns:w16="http://schemas.microsoft.com/office/word/2018/wordml" xmlns:w16sdtdh="http://schemas.microsoft.com/office/word/2020/wordml/sdtdatahash" xmlns:w16se="http://schemas.microsoft.com/office/word/2015/wordml/symex" xmlns:wpg="http://schemas.microsoft.com/office/word/2010/wordprocessingGroup" xmlns:wpi="http://schemas.microsoft.com/office/word/2010/wordprocessingInk" xmlns:wne="http://schemas.microsoft.com/office/word/2006/wordml" xmlns:wps="http://schemas.microsoft.com/office/word/2010/wordprocessingShape" mc:Ignorable="w14 w15 w16se w16cid w16 w16cex w16sdtdh wp14">
   <w:body>
     <w:tbl>
       <w:tblPr>
@@ -925,7 +925,19 @@
               <w:rPr>
                 <w:lang w:val="en-US"/>
               </w:rPr>
-              <w:t>{{diaChiHienNay}}</w:t>
+              <w:t>{{</w:t>
+            </w:r>
+            <w:r>
+              <w:rPr>
+                <w:lang w:val="en-US"/>
+              </w:rPr>
+              <w:t>diaChiDoanhNghiep</w:t>
+            </w:r>
+            <w:r>
+              <w:rPr>
+                <w:lang w:val="en-US"/>
+              </w:rPr>
+              <w:t>}}</w:t>
             </w:r>
           </w:p>
         </w:tc>
@@ -3035,7 +3047,7 @@
 </file>
 
 <file path=word/styles.xml><?xml version="1.0" encoding="utf-8"?>
-<w:styles xmlns:mc="http://schemas.openxmlformats.org/markup-compatibility/2006" xmlns:r="http://schemas.openxmlformats.org/officeDocument/2006/relationships" xmlns:w="http://schemas.openxmlformats.org/wordprocessingml/2006/main" xmlns:w14="http://schemas.microsoft.com/office/word/2010/wordml" xmlns:w15="http://schemas.microsoft.com/office/word/2012/wordml" xmlns:w16cex="http://schemas.microsoft.com/office/word/2018/wordml/cex" xmlns:w16cid="http://schemas.microsoft.com/office/word/2016/wordml/cid" xmlns:w16="http://schemas.microsoft.com/office/word/2018/wordml" xmlns:w16du="http://schemas.microsoft.com/office/word/2023/wordml/word16du" xmlns:w16sdtdh="http://schemas.microsoft.com/office/word/2020/wordml/sdtdatahash" xmlns:w16sdtfl="http://schemas.microsoft.com/office/word/2024/wordml/sdtformatlock" xmlns:w16se="http://schemas.microsoft.com/office/word/2015/wordml/symex" mc:Ignorable="w14 w15 w16se w16cid w16 w16cex w16sdtdh w16sdtfl w16du">
+<w:styles xmlns:mc="http://schemas.openxmlformats.org/markup-compatibility/2006" xmlns:r="http://schemas.openxmlformats.org/officeDocument/2006/relationships" xmlns:w="http://schemas.openxmlformats.org/wordprocessingml/2006/main" xmlns:w14="http://schemas.microsoft.com/office/word/2010/wordml" xmlns:w15="http://schemas.microsoft.com/office/word/2012/wordml" xmlns:w16cex="http://schemas.microsoft.com/office/word/2018/wordml/cex" xmlns:w16cid="http://schemas.microsoft.com/office/word/2016/wordml/cid" xmlns:w16="http://schemas.microsoft.com/office/word/2018/wordml" xmlns:w16sdtdh="http://schemas.microsoft.com/office/word/2020/wordml/sdtdatahash" xmlns:w16se="http://schemas.microsoft.com/office/word/2015/wordml/symex" mc:Ignorable="w14 w15 w16se w16cid w16 w16cex w16sdtdh">
   <w:docDefaults>
     <w:rPrDefault>
       <w:rPr>

--- a/templates/cong_ty_hop_dong_dich_vu.docx
+++ b/templates/cong_ty_hop_dong_dich_vu.docx
@@ -1,6 +1,6 @@
 
 <file path=word/document.xml><?xml version="1.0" encoding="utf-8"?>
-<w:document xmlns:wpc="http://schemas.microsoft.com/office/word/2010/wordprocessingCanvas" xmlns:cx="http://schemas.microsoft.com/office/drawing/2014/chartex" xmlns:cx1="http://schemas.microsoft.com/office/drawing/2015/9/8/chartex" xmlns:cx2="http://schemas.microsoft.com/office/drawing/2015/10/21/chartex" xmlns:cx3="http://schemas.microsoft.com/office/drawing/2016/5/9/chartex" xmlns:cx4="http://schemas.microsoft.com/office/drawing/2016/5/10/chartex" xmlns:cx5="http://schemas.microsoft.com/office/drawing/2016/5/11/chartex" xmlns:cx6="http://schemas.microsoft.com/office/drawing/2016/5/12/chartex" xmlns:cx7="http://schemas.microsoft.com/office/drawing/2016/5/13/chartex" xmlns:cx8="http://schemas.microsoft.com/office/drawing/2016/5/14/chartex" xmlns:mc="http://schemas.openxmlformats.org/markup-compatibility/2006" xmlns:aink="http://schemas.microsoft.com/office/drawing/2016/ink" xmlns:am3d="http://schemas.microsoft.com/office/drawing/2017/model3d" xmlns:o="urn:schemas-microsoft-com:office:office" xmlns:oel="http://schemas.microsoft.com/office/2019/extlst" xmlns:r="http://schemas.openxmlformats.org/officeDocument/2006/relationships" xmlns:m="http://schemas.openxmlformats.org/officeDocument/2006/math" xmlns:v="urn:schemas-microsoft-com:vml" xmlns:wp14="http://schemas.microsoft.com/office/word/2010/wordprocessingDrawing" xmlns:wp="http://schemas.openxmlformats.org/drawingml/2006/wordprocessingDrawing" xmlns:w10="urn:schemas-microsoft-com:office:word" xmlns:w="http://schemas.openxmlformats.org/wordprocessingml/2006/main" xmlns:w14="http://schemas.microsoft.com/office/word/2010/wordml" xmlns:w15="http://schemas.microsoft.com/office/word/2012/wordml" xmlns:w16cex="http://schemas.microsoft.com/office/word/2018/wordml/cex" xmlns:w16cid="http://schemas.microsoft.com/office/word/2016/wordml/cid" xmlns:w16="http://schemas.microsoft.com/office/word/2018/wordml" xmlns:w16sdtdh="http://schemas.microsoft.com/office/word/2020/wordml/sdtdatahash" xmlns:w16se="http://schemas.microsoft.com/office/word/2015/wordml/symex" xmlns:wpg="http://schemas.microsoft.com/office/word/2010/wordprocessingGroup" xmlns:wpi="http://schemas.microsoft.com/office/word/2010/wordprocessingInk" xmlns:wne="http://schemas.microsoft.com/office/word/2006/wordml" xmlns:wps="http://schemas.microsoft.com/office/word/2010/wordprocessingShape" mc:Ignorable="w14 w15 w16se w16cid w16 w16cex w16sdtdh wp14">
+<w:document xmlns:wpc="http://schemas.microsoft.com/office/word/2010/wordprocessingCanvas" xmlns:cx="http://schemas.microsoft.com/office/drawing/2014/chartex" xmlns:cx1="http://schemas.microsoft.com/office/drawing/2015/9/8/chartex" xmlns:cx2="http://schemas.microsoft.com/office/drawing/2015/10/21/chartex" xmlns:cx3="http://schemas.microsoft.com/office/drawing/2016/5/9/chartex" xmlns:cx4="http://schemas.microsoft.com/office/drawing/2016/5/10/chartex" xmlns:cx5="http://schemas.microsoft.com/office/drawing/2016/5/11/chartex" xmlns:cx6="http://schemas.microsoft.com/office/drawing/2016/5/12/chartex" xmlns:cx7="http://schemas.microsoft.com/office/drawing/2016/5/13/chartex" xmlns:cx8="http://schemas.microsoft.com/office/drawing/2016/5/14/chartex" xmlns:mc="http://schemas.openxmlformats.org/markup-compatibility/2006" xmlns:aink="http://schemas.microsoft.com/office/drawing/2016/ink" xmlns:am3d="http://schemas.microsoft.com/office/drawing/2017/model3d" xmlns:o="urn:schemas-microsoft-com:office:office" xmlns:oel="http://schemas.microsoft.com/office/2019/extlst" xmlns:r="http://schemas.openxmlformats.org/officeDocument/2006/relationships" xmlns:m="http://schemas.openxmlformats.org/officeDocument/2006/math" xmlns:v="urn:schemas-microsoft-com:vml" xmlns:wp14="http://schemas.microsoft.com/office/word/2010/wordprocessingDrawing" xmlns:wp="http://schemas.openxmlformats.org/drawingml/2006/wordprocessingDrawing" xmlns:w10="urn:schemas-microsoft-com:office:word" xmlns:w="http://schemas.openxmlformats.org/wordprocessingml/2006/main" xmlns:w14="http://schemas.microsoft.com/office/word/2010/wordml" xmlns:w15="http://schemas.microsoft.com/office/word/2012/wordml" xmlns:w16cex="http://schemas.microsoft.com/office/word/2018/wordml/cex" xmlns:w16cid="http://schemas.microsoft.com/office/word/2016/wordml/cid" xmlns:w16="http://schemas.microsoft.com/office/word/2018/wordml" xmlns:w16du="http://schemas.microsoft.com/office/word/2023/wordml/word16du" xmlns:w16sdtdh="http://schemas.microsoft.com/office/word/2020/wordml/sdtdatahash" xmlns:w16sdtfl="http://schemas.microsoft.com/office/word/2024/wordml/sdtformatlock" xmlns:w16se="http://schemas.microsoft.com/office/word/2015/wordml/symex" xmlns:wpg="http://schemas.microsoft.com/office/word/2010/wordprocessingGroup" xmlns:wpi="http://schemas.microsoft.com/office/word/2010/wordprocessingInk" xmlns:wne="http://schemas.microsoft.com/office/word/2006/wordml" xmlns:wps="http://schemas.microsoft.com/office/word/2010/wordprocessingShape" mc:Ignorable="w14 w15 w16se w16cid w16 w16cex w16sdtdh w16sdtfl w16du wp14">
   <w:body>
     <w:tbl>
       <w:tblPr>
@@ -448,7 +448,7 @@
         <w:rPr>
           <w:lang w:val="en-US"/>
         </w:rPr>
-        <w:t>nguoiDaiDienDonViHTX</w:t>
+        <w:t>nguoiDaiDienKyTen</w:t>
       </w:r>
       <w:r>
         <w:rPr>
@@ -2858,7 +2858,19 @@
               <w:rPr>
                 <w:b/>
               </w:rPr>
-              <w:t>{{nguoiDaiDienDonViHTX}}</w:t>
+              <w:t>{{</w:t>
+            </w:r>
+            <w:r>
+              <w:rPr>
+                <w:b/>
+              </w:rPr>
+              <w:t>nguoiDaiDienKyTen</w:t>
+            </w:r>
+            <w:r>
+              <w:rPr>
+                <w:b/>
+              </w:rPr>
+              <w:t>}}</w:t>
             </w:r>
           </w:p>
         </w:tc>
@@ -3047,7 +3059,7 @@
 </file>
 
 <file path=word/styles.xml><?xml version="1.0" encoding="utf-8"?>
-<w:styles xmlns:mc="http://schemas.openxmlformats.org/markup-compatibility/2006" xmlns:r="http://schemas.openxmlformats.org/officeDocument/2006/relationships" xmlns:w="http://schemas.openxmlformats.org/wordprocessingml/2006/main" xmlns:w14="http://schemas.microsoft.com/office/word/2010/wordml" xmlns:w15="http://schemas.microsoft.com/office/word/2012/wordml" xmlns:w16cex="http://schemas.microsoft.com/office/word/2018/wordml/cex" xmlns:w16cid="http://schemas.microsoft.com/office/word/2016/wordml/cid" xmlns:w16="http://schemas.microsoft.com/office/word/2018/wordml" xmlns:w16sdtdh="http://schemas.microsoft.com/office/word/2020/wordml/sdtdatahash" xmlns:w16se="http://schemas.microsoft.com/office/word/2015/wordml/symex" mc:Ignorable="w14 w15 w16se w16cid w16 w16cex w16sdtdh">
+<w:styles xmlns:mc="http://schemas.openxmlformats.org/markup-compatibility/2006" xmlns:r="http://schemas.openxmlformats.org/officeDocument/2006/relationships" xmlns:w="http://schemas.openxmlformats.org/wordprocessingml/2006/main" xmlns:w14="http://schemas.microsoft.com/office/word/2010/wordml" xmlns:w15="http://schemas.microsoft.com/office/word/2012/wordml" xmlns:w16cex="http://schemas.microsoft.com/office/word/2018/wordml/cex" xmlns:w16cid="http://schemas.microsoft.com/office/word/2016/wordml/cid" xmlns:w16="http://schemas.microsoft.com/office/word/2018/wordml" xmlns:w16du="http://schemas.microsoft.com/office/word/2023/wordml/word16du" xmlns:w16sdtdh="http://schemas.microsoft.com/office/word/2020/wordml/sdtdatahash" xmlns:w16sdtfl="http://schemas.microsoft.com/office/word/2024/wordml/sdtformatlock" xmlns:w16se="http://schemas.microsoft.com/office/word/2015/wordml/symex" mc:Ignorable="w14 w15 w16se w16cid w16 w16cex w16sdtdh w16sdtfl w16du">
   <w:docDefaults>
     <w:rPrDefault>
       <w:rPr>

--- a/templates/cong_ty_hop_dong_dich_vu.docx
+++ b/templates/cong_ty_hop_dong_dich_vu.docx
@@ -1,6 +1,6 @@
 
 <file path=word/document.xml><?xml version="1.0" encoding="utf-8"?>
-<w:document xmlns:wpc="http://schemas.microsoft.com/office/word/2010/wordprocessingCanvas" xmlns:cx="http://schemas.microsoft.com/office/drawing/2014/chartex" xmlns:cx1="http://schemas.microsoft.com/office/drawing/2015/9/8/chartex" xmlns:cx2="http://schemas.microsoft.com/office/drawing/2015/10/21/chartex" xmlns:cx3="http://schemas.microsoft.com/office/drawing/2016/5/9/chartex" xmlns:cx4="http://schemas.microsoft.com/office/drawing/2016/5/10/chartex" xmlns:cx5="http://schemas.microsoft.com/office/drawing/2016/5/11/chartex" xmlns:cx6="http://schemas.microsoft.com/office/drawing/2016/5/12/chartex" xmlns:cx7="http://schemas.microsoft.com/office/drawing/2016/5/13/chartex" xmlns:cx8="http://schemas.microsoft.com/office/drawing/2016/5/14/chartex" xmlns:mc="http://schemas.openxmlformats.org/markup-compatibility/2006" xmlns:aink="http://schemas.microsoft.com/office/drawing/2016/ink" xmlns:am3d="http://schemas.microsoft.com/office/drawing/2017/model3d" xmlns:o="urn:schemas-microsoft-com:office:office" xmlns:oel="http://schemas.microsoft.com/office/2019/extlst" xmlns:r="http://schemas.openxmlformats.org/officeDocument/2006/relationships" xmlns:m="http://schemas.openxmlformats.org/officeDocument/2006/math" xmlns:v="urn:schemas-microsoft-com:vml" xmlns:wp14="http://schemas.microsoft.com/office/word/2010/wordprocessingDrawing" xmlns:wp="http://schemas.openxmlformats.org/drawingml/2006/wordprocessingDrawing" xmlns:w10="urn:schemas-microsoft-com:office:word" xmlns:w="http://schemas.openxmlformats.org/wordprocessingml/2006/main" xmlns:w14="http://schemas.microsoft.com/office/word/2010/wordml" xmlns:w15="http://schemas.microsoft.com/office/word/2012/wordml" xmlns:w16cex="http://schemas.microsoft.com/office/word/2018/wordml/cex" xmlns:w16cid="http://schemas.microsoft.com/office/word/2016/wordml/cid" xmlns:w16="http://schemas.microsoft.com/office/word/2018/wordml" xmlns:w16du="http://schemas.microsoft.com/office/word/2023/wordml/word16du" xmlns:w16sdtdh="http://schemas.microsoft.com/office/word/2020/wordml/sdtdatahash" xmlns:w16sdtfl="http://schemas.microsoft.com/office/word/2024/wordml/sdtformatlock" xmlns:w16se="http://schemas.microsoft.com/office/word/2015/wordml/symex" xmlns:wpg="http://schemas.microsoft.com/office/word/2010/wordprocessingGroup" xmlns:wpi="http://schemas.microsoft.com/office/word/2010/wordprocessingInk" xmlns:wne="http://schemas.microsoft.com/office/word/2006/wordml" xmlns:wps="http://schemas.microsoft.com/office/word/2010/wordprocessingShape" mc:Ignorable="w14 w15 w16se w16cid w16 w16cex w16sdtdh w16sdtfl w16du wp14">
+<w:document xmlns:wpc="http://schemas.microsoft.com/office/word/2010/wordprocessingCanvas" xmlns:mc="http://schemas.openxmlformats.org/markup-compatibility/2006" xmlns:o="urn:schemas-microsoft-com:office:office" xmlns:r="http://schemas.openxmlformats.org/officeDocument/2006/relationships" xmlns:m="http://schemas.openxmlformats.org/officeDocument/2006/math" xmlns:v="urn:schemas-microsoft-com:vml" xmlns:wp14="http://schemas.microsoft.com/office/word/2010/wordprocessingDrawing" xmlns:wp="http://schemas.openxmlformats.org/drawingml/2006/wordprocessingDrawing" xmlns:w10="urn:schemas-microsoft-com:office:word" xmlns:w="http://schemas.openxmlformats.org/wordprocessingml/2006/main" xmlns:w14="http://schemas.microsoft.com/office/word/2010/wordml" xmlns:w15="http://schemas.microsoft.com/office/word/2012/wordml" xmlns:wpg="http://schemas.microsoft.com/office/word/2010/wordprocessingGroup" xmlns:wpi="http://schemas.microsoft.com/office/word/2010/wordprocessingInk" xmlns:wne="http://schemas.microsoft.com/office/word/2006/wordml" xmlns:wps="http://schemas.microsoft.com/office/word/2010/wordprocessingShape" mc:Ignorable="w14 w15 wp14">
   <w:body>
     <w:tbl>
       <w:tblPr>
@@ -64,6 +64,7 @@
               <w:ind w:left="72" w:right="-1648"/>
               <w:rPr>
                 <w:b/>
+                <w:lang w:val="en-US"/>
               </w:rPr>
             </w:pPr>
             <w:r>
@@ -83,8 +84,31 @@
               <w:rPr>
                 <w:b/>
               </w:rPr>
-              <w:t>{{maSoHopDong}}/HDDV-HTXLM</w:t>
-            </w:r>
+              <w:t>{{maSoHopDong}}/HDDV-</w:t>
+            </w:r>
+            <w:r>
+              <w:rPr>
+                <w:b/>
+                <w:lang w:val="en-US"/>
+              </w:rPr>
+              <w:t>{{</w:t>
+            </w:r>
+            <w:r>
+              <w:rPr>
+                <w:b/>
+                <w:lang w:val="en-US"/>
+              </w:rPr>
+              <w:t>tenVietTatDonViHTX</w:t>
+            </w:r>
+            <w:r>
+              <w:rPr>
+                <w:b/>
+                <w:lang w:val="en-US"/>
+              </w:rPr>
+              <w:t>}}</w:t>
+            </w:r>
+            <w:bookmarkStart w:id="0" w:name="_GoBack"/>
+            <w:bookmarkEnd w:id="0"/>
           </w:p>
           <w:p>
             <w:pPr>
@@ -321,7 +345,15 @@
           <w:iCs/>
           <w:lang w:val="en-US"/>
         </w:rPr>
-        <w:t>Căn cứ Nghị định số 158/2024/NĐ-CP ngày 18/12/2024 của Chính phủ về kinh doanh và điều kiện kinh doanh vận tải bằng xe ô tô và Thông tư số 36/2024/TT-BGTVT của Bộ Giao thông Vận tải có hiệu lực thi hành từ ngày 15 tháng 11 năm 2024;</w:t>
+        <w:t>Căn cứ Nghị định số 158/2024 NĐ-CP ngày 18 tháng 12 năm 2024 của Chính phủ quy định về hoạt động vận tải đường bộ (được sửa đổi, bổ sung bởi Nghị Định 218/2026/NĐ-CP ngày 19 tháng 6 năm 2026 của Chính phủ); Căn cứ Thông tư số 36/2024/TT-BGTVT ngày 15 tháng 11 năm 2024 của Bộ Giao thông vận tải (nay là Bộ Xây dựng theo chức năng, nhiệm vụ được giao) quy định về tổ chức, quản lý hoạt động vận tải bằng xe ô tô và hoạt động của bến xe, bãi đỗ xe, trạm dừng nghỉ, điểm dừng xe trên đường bộ (được sửa đổi, bổ sung bởi Thông tư số 72/2025/TT-BXD ngày 31 tháng 12 năm 2025 của Bộ Xây Dựng</w:t>
+      </w:r>
+      <w:r>
+        <w:rPr>
+          <w:i/>
+          <w:iCs/>
+          <w:lang w:val="en-US"/>
+        </w:rPr>
+        <w:t>;</w:t>
       </w:r>
     </w:p>
     <w:p>
@@ -1142,6 +1174,7 @@
             <w:pPr>
               <w:pStyle w:val="Heading1"/>
               <w:spacing w:before="90" w:line="276" w:lineRule="auto"/>
+              <w:outlineLvl w:val="0"/>
               <w:rPr>
                 <w:sz w:val="22"/>
                 <w:szCs w:val="22"/>
@@ -1599,6 +1632,7 @@
         <w:rPr>
           <w:lang w:val="en-US"/>
         </w:rPr>
+        <w:lastRenderedPageBreak/>
         <w:t>-</w:t>
       </w:r>
       <w:r>
@@ -1663,14 +1697,7 @@
         <w:rPr>
           <w:lang w:val="en-US"/>
         </w:rPr>
-        <w:t xml:space="preserve">Được thay đổi điều kiện, dịch vụ vì lợi ích của thành viên mà không nhất thiết phải chờ ý kiến của thành viên (nếu việc chờ ý kiến sẽ gây thiệt hại cho thành viên) nhưng phải thông báo ngay cho thành </w:t>
-      </w:r>
-      <w:r>
-        <w:rPr>
-          <w:lang w:val="en-US"/>
-        </w:rPr>
-        <w:lastRenderedPageBreak/>
-        <w:t>viên.</w:t>
+        <w:t>Được thay đổi điều kiện, dịch vụ vì lợi ích của thành viên mà không nhất thiết phải chờ ý kiến của thành viên (nếu việc chờ ý kiến sẽ gây thiệt hại cho thành viên) nhưng phải thông báo ngay cho thành viên.</w:t>
       </w:r>
     </w:p>
     <w:p>
@@ -2217,6 +2244,7 @@
           <w:bCs/>
           <w:lang w:val="en-US"/>
         </w:rPr>
+        <w:lastRenderedPageBreak/>
         <w:t>Điều 2: Phí dịch vụ và phương thức thanh toán khi thành viên nhận dịch vụ của hợp tác xã phải trả cho Hợp tác xã một khoản chi phí:</w:t>
       </w:r>
     </w:p>
@@ -2297,7 +2325,6 @@
         <w:rPr>
           <w:lang w:val="en-US"/>
         </w:rPr>
-        <w:lastRenderedPageBreak/>
         <w:t>-</w:t>
       </w:r>
       <w:r>
@@ -3059,7 +3086,7 @@
 </file>
 
 <file path=word/styles.xml><?xml version="1.0" encoding="utf-8"?>
-<w:styles xmlns:mc="http://schemas.openxmlformats.org/markup-compatibility/2006" xmlns:r="http://schemas.openxmlformats.org/officeDocument/2006/relationships" xmlns:w="http://schemas.openxmlformats.org/wordprocessingml/2006/main" xmlns:w14="http://schemas.microsoft.com/office/word/2010/wordml" xmlns:w15="http://schemas.microsoft.com/office/word/2012/wordml" xmlns:w16cex="http://schemas.microsoft.com/office/word/2018/wordml/cex" xmlns:w16cid="http://schemas.microsoft.com/office/word/2016/wordml/cid" xmlns:w16="http://schemas.microsoft.com/office/word/2018/wordml" xmlns:w16du="http://schemas.microsoft.com/office/word/2023/wordml/word16du" xmlns:w16sdtdh="http://schemas.microsoft.com/office/word/2020/wordml/sdtdatahash" xmlns:w16sdtfl="http://schemas.microsoft.com/office/word/2024/wordml/sdtformatlock" xmlns:w16se="http://schemas.microsoft.com/office/word/2015/wordml/symex" mc:Ignorable="w14 w15 w16se w16cid w16 w16cex w16sdtdh w16sdtfl w16du">
+<w:styles xmlns:mc="http://schemas.openxmlformats.org/markup-compatibility/2006" xmlns:r="http://schemas.openxmlformats.org/officeDocument/2006/relationships" xmlns:w="http://schemas.openxmlformats.org/wordprocessingml/2006/main" xmlns:w14="http://schemas.microsoft.com/office/word/2010/wordml" xmlns:w15="http://schemas.microsoft.com/office/word/2012/wordml" mc:Ignorable="w14 w15">
   <w:docDefaults>
     <w:rPrDefault>
       <w:rPr>
@@ -3077,7 +3104,7 @@
       </w:pPr>
     </w:pPrDefault>
   </w:docDefaults>
-  <w:latentStyles w:defLockedState="0" w:defUIPriority="99" w:defSemiHidden="0" w:defUnhideWhenUsed="0" w:defQFormat="0" w:count="376">
+  <w:latentStyles w:defLockedState="0" w:defUIPriority="99" w:defSemiHidden="0" w:defUnhideWhenUsed="0" w:defQFormat="0" w:count="371">
     <w:lsdException w:name="Normal" w:uiPriority="0" w:qFormat="1"/>
     <w:lsdException w:name="heading 1" w:uiPriority="9" w:qFormat="1"/>
     <w:lsdException w:name="heading 2" w:semiHidden="1" w:uiPriority="9" w:unhideWhenUsed="1" w:qFormat="1"/>
@@ -3449,11 +3476,6 @@
     <w:lsdException w:name="List Table 5 Dark Accent 6" w:uiPriority="50"/>
     <w:lsdException w:name="List Table 6 Colorful Accent 6" w:uiPriority="51"/>
     <w:lsdException w:name="List Table 7 Colorful Accent 6" w:uiPriority="52"/>
-    <w:lsdException w:name="Mention" w:semiHidden="1" w:unhideWhenUsed="1"/>
-    <w:lsdException w:name="Smart Hyperlink" w:semiHidden="1" w:unhideWhenUsed="1"/>
-    <w:lsdException w:name="Hashtag" w:semiHidden="1" w:unhideWhenUsed="1"/>
-    <w:lsdException w:name="Unresolved Mention" w:semiHidden="1" w:unhideWhenUsed="1"/>
-    <w:lsdException w:name="Smart Link" w:semiHidden="1" w:unhideWhenUsed="1"/>
   </w:latentStyles>
   <w:style w:type="paragraph" w:default="1" w:styleId="Normal">
     <w:name w:val="Normal"/>
@@ -3996,6 +4018,7 @@
       <w:spacing w:after="0" w:line="240" w:lineRule="auto"/>
     </w:pPr>
     <w:tblPr>
+      <w:tblInd w:w="0" w:type="dxa"/>
       <w:tblBorders>
         <w:top w:val="single" w:sz="4" w:space="0" w:color="auto"/>
         <w:left w:val="single" w:sz="4" w:space="0" w:color="auto"/>
@@ -4004,6 +4027,12 @@
         <w:insideH w:val="single" w:sz="4" w:space="0" w:color="auto"/>
         <w:insideV w:val="single" w:sz="4" w:space="0" w:color="auto"/>
       </w:tblBorders>
+      <w:tblCellMar>
+        <w:top w:w="0" w:type="dxa"/>
+        <w:left w:w="108" w:type="dxa"/>
+        <w:bottom w:w="0" w:type="dxa"/>
+        <w:right w:w="108" w:type="dxa"/>
+      </w:tblCellMar>
     </w:tblPr>
   </w:style>
   <w:style w:type="paragraph" w:styleId="BodyText">
